--- a/PW1/Atividade 01 - Harmonias Cromáticas Alunos.docx
+++ b/PW1/Atividade 01 - Harmonias Cromáticas Alunos.docx
@@ -444,7 +444,23 @@
           <w:color w:val="0A0A0A"/>
           <w:shd w:val="clear" w:color="auto" w:fill="FFFFFF"/>
         </w:rPr>
-        <w:t>. A combinação com uma cor complementar</w:t>
+        <w:t>. A combinação com uma cor complementar adiciona alto contraste e vibrância à composição</w:t>
+      </w:r>
+    </w:p>
+    <w:p>
+      <w:pPr>
+        <w:numPr>
+          <w:ilvl w:val="1"/>
+          <w:numId w:val="1"/>
+        </w:numPr>
+        <w:spacing w:line="360" w:lineRule="auto"/>
+        <w:rPr>
+          <w:sz w:val="24"/>
+          <w:szCs w:val="24"/>
+        </w:rPr>
+      </w:pPr>
+      <w:r>
+        <w:t xml:space="preserve">A combinação de cores análogas com uma complementar </w:t>
       </w:r>
       <w:r>
         <w:rPr>
@@ -452,7 +468,68 @@
           <w:color w:val="0A0A0A"/>
           <w:shd w:val="clear" w:color="auto" w:fill="FFFFFF"/>
         </w:rPr>
-        <w:t xml:space="preserve"> </w:t>
+        <w:t>é uma estratégia visual poderosa que equilibra suavidade com alto impacto.</w:t>
+      </w:r>
+    </w:p>
+    <w:p>
+      <w:pPr>
+        <w:numPr>
+          <w:ilvl w:val="0"/>
+          <w:numId w:val="1"/>
+        </w:numPr>
+        <w:spacing w:line="360" w:lineRule="auto"/>
+        <w:rPr>
+          <w:sz w:val="24"/>
+          <w:szCs w:val="24"/>
+        </w:rPr>
+      </w:pPr>
+      <w:r>
+        <w:rPr>
+          <w:b/>
+          <w:bCs/>
+          <w:sz w:val="24"/>
+          <w:szCs w:val="24"/>
+        </w:rPr>
+        <w:lastRenderedPageBreak/>
+        <w:t>Cores Análogas Relacionadas</w:t>
+      </w:r>
+      <w:r>
+        <w:rPr>
+          <w:sz w:val="24"/>
+          <w:szCs w:val="24"/>
+        </w:rPr>
+        <w:t xml:space="preserve"> (0,5)</w:t>
+      </w:r>
+    </w:p>
+    <w:p>
+      <w:pPr>
+        <w:numPr>
+          <w:ilvl w:val="1"/>
+          <w:numId w:val="1"/>
+        </w:numPr>
+        <w:spacing w:line="360" w:lineRule="auto"/>
+        <w:rPr>
+          <w:sz w:val="24"/>
+          <w:szCs w:val="24"/>
+        </w:rPr>
+      </w:pPr>
+      <w:r>
+        <w:rPr>
+          <w:rStyle w:val="n9q8lc"/>
+          <w:shd w:val="clear" w:color="auto" w:fill="E5EDFF"/>
+        </w:rPr>
+        <w:t>Cores análogas são aquelas situadas </w:t>
+      </w:r>
+      <w:r>
+        <w:rPr>
+          <w:rStyle w:val="n9q8lc"/>
+          <w:rFonts w:ascii="Arial" w:hAnsi="Arial" w:cs="Arial"/>
+          <w:b/>
+          <w:bCs/>
+          <w:color w:val="0A0A0A"/>
+          <w:shd w:val="clear" w:color="auto" w:fill="E5EDFF"/>
+        </w:rPr>
+        <w:t>lado a lado no círculo cromático</w:t>
       </w:r>
       <w:r>
         <w:rPr>
@@ -460,15 +537,16 @@
           <w:color w:val="0A0A0A"/>
           <w:shd w:val="clear" w:color="auto" w:fill="FFFFFF"/>
         </w:rPr>
-        <w:t>adiciona alto contraste e vibrância à composiçã</w:t>
-      </w:r>
-      <w:r>
-        <w:rPr>
+        <w:t>. Elas se caracterizam por compartilhar uma cor base comum, o que resulta em uma harmonia visual suave, coesa e com baixo contraste.</w:t>
+      </w:r>
+      <w:r>
+        <w:rPr>
+          <w:rStyle w:val="vkekvd"/>
           <w:rFonts w:ascii="Arial" w:hAnsi="Arial" w:cs="Arial"/>
           <w:color w:val="0A0A0A"/>
           <w:shd w:val="clear" w:color="auto" w:fill="FFFFFF"/>
         </w:rPr>
-        <w:t>o</w:t>
+        <w:t> </w:t>
       </w:r>
     </w:p>
     <w:p>
@@ -484,25 +562,150 @@
         </w:rPr>
       </w:pPr>
       <w:r>
-        <w:t xml:space="preserve">A combinação de cores análogas com uma complementar </w:t>
-      </w:r>
-      <w:r>
-        <w:rPr>
+        <w:t>mais direto, fácil de equilibrar, bem comum em trabalhos básicos ou composições rápidas.</w:t>
+      </w:r>
+    </w:p>
+    <w:p>
+      <w:pPr>
+        <w:numPr>
+          <w:ilvl w:val="0"/>
+          <w:numId w:val="1"/>
+        </w:numPr>
+        <w:spacing w:line="360" w:lineRule="auto"/>
+        <w:rPr>
+          <w:sz w:val="24"/>
+          <w:szCs w:val="24"/>
+        </w:rPr>
+      </w:pPr>
+      <w:r>
+        <w:rPr>
+          <w:b/>
+          <w:bCs/>
+          <w:sz w:val="24"/>
+          <w:szCs w:val="24"/>
+        </w:rPr>
+        <w:t>Cores Intercaladas</w:t>
+      </w:r>
+      <w:r>
+        <w:rPr>
+          <w:sz w:val="24"/>
+          <w:szCs w:val="24"/>
+        </w:rPr>
+        <w:t xml:space="preserve"> (0,5)</w:t>
+      </w:r>
+    </w:p>
+    <w:p>
+      <w:pPr>
+        <w:numPr>
+          <w:ilvl w:val="1"/>
+          <w:numId w:val="1"/>
+        </w:numPr>
+        <w:spacing w:line="360" w:lineRule="auto"/>
+        <w:rPr>
+          <w:sz w:val="24"/>
+          <w:szCs w:val="24"/>
+        </w:rPr>
+      </w:pPr>
+      <w:r>
+        <w:rPr>
+          <w:rStyle w:val="n9q8lc"/>
+          <w:shd w:val="clear" w:color="auto" w:fill="E5EDFF"/>
+        </w:rPr>
+        <w:t>O conceito de </w:t>
+      </w:r>
+      <w:r>
+        <w:rPr>
+          <w:rStyle w:val="n9q8lc"/>
+          <w:rFonts w:ascii="Arial" w:hAnsi="Arial" w:cs="Arial"/>
+          <w:b/>
+          <w:bCs/>
+          <w:color w:val="0A0A0A"/>
+          <w:shd w:val="clear" w:color="auto" w:fill="E5EDFF"/>
+        </w:rPr>
+        <w:t>cores intercaladas</w:t>
+      </w:r>
+      <w:r>
+        <w:rPr>
+          <w:rStyle w:val="n9q8lc"/>
+          <w:rFonts w:ascii="Arial" w:hAnsi="Arial" w:cs="Arial"/>
+          <w:color w:val="0A0A0A"/>
+          <w:shd w:val="clear" w:color="auto" w:fill="E5EDFF"/>
+        </w:rPr>
+        <w:t> pode ser entendido de duas formas principais, dependendo do contexto: </w:t>
+      </w:r>
+      <w:r>
+        <w:rPr>
+          <w:rStyle w:val="n9q8lc"/>
+          <w:shd w:val="clear" w:color="auto" w:fill="E5EDFF"/>
+        </w:rPr>
+        <w:t>o design/harmonia visual ou a alternância estrutural de cores em dados/superfícies</w:t>
+      </w:r>
+      <w:r>
+        <w:rPr>
+          <w:rStyle w:val="n9q8lc"/>
+          <w:rFonts w:ascii="Arial" w:hAnsi="Arial" w:cs="Arial"/>
+          <w:color w:val="0A0A0A"/>
+          <w:shd w:val="clear" w:color="auto" w:fill="E5EDFF"/>
+        </w:rPr>
+        <w:t>.</w:t>
+      </w:r>
+      <w:r>
+        <w:rPr>
+          <w:rStyle w:val="vkekvd"/>
           <w:rFonts w:ascii="Arial" w:hAnsi="Arial" w:cs="Arial"/>
           <w:color w:val="0A0A0A"/>
           <w:shd w:val="clear" w:color="auto" w:fill="FFFFFF"/>
         </w:rPr>
-        <w:t xml:space="preserve">é uma estratégia </w:t>
-      </w:r>
-      <w:bookmarkStart w:id="0" w:name="_GoBack"/>
-      <w:bookmarkEnd w:id="0"/>
-      <w:r>
-        <w:rPr>
+        <w:t> </w:t>
+      </w:r>
+    </w:p>
+    <w:p>
+      <w:pPr>
+        <w:numPr>
+          <w:ilvl w:val="1"/>
+          <w:numId w:val="1"/>
+        </w:numPr>
+        <w:spacing w:line="360" w:lineRule="auto"/>
+        <w:rPr>
+          <w:sz w:val="24"/>
+          <w:szCs w:val="24"/>
+        </w:rPr>
+      </w:pPr>
+      <w:r>
+        <w:t>O efeito visual de </w:t>
+      </w:r>
+      <w:r>
+        <w:rPr>
+          <w:rStyle w:val="Forte"/>
           <w:rFonts w:ascii="Arial" w:hAnsi="Arial" w:cs="Arial"/>
           <w:color w:val="0A0A0A"/>
           <w:shd w:val="clear" w:color="auto" w:fill="FFFFFF"/>
         </w:rPr>
-        <w:t>visual poderosa que equilibra suavidade com alto impacto.</w:t>
+        <w:t>cores intercaladas</w:t>
+      </w:r>
+      <w:r>
+        <w:rPr>
+          <w:rFonts w:ascii="Arial" w:hAnsi="Arial" w:cs="Arial"/>
+          <w:color w:val="0A0A0A"/>
+          <w:shd w:val="clear" w:color="auto" w:fill="FFFFFF"/>
+        </w:rPr>
+        <w:t xml:space="preserve">, </w:t>
+      </w:r>
+      <w:r>
+        <w:rPr>
+          <w:rFonts w:ascii="Arial" w:hAnsi="Arial" w:cs="Arial"/>
+          <w:color w:val="0A0A0A"/>
+          <w:shd w:val="clear" w:color="auto" w:fill="FFFFFF"/>
+        </w:rPr>
+        <w:t>serve para aumentar a legibilidade e a organização de dados em planilhas ou design. Ele diferencia visualmente as linhas pares das ímpares, facilitando o acompanhamento de informações extensas</w:t>
+      </w:r>
+      <w:r>
+        <w:rPr>
+          <w:rFonts w:ascii="Arial" w:hAnsi="Arial" w:cs="Arial"/>
+          <w:color w:val="0A0A0A"/>
+          <w:shd w:val="clear" w:color="auto" w:fill="FFFFFF"/>
+        </w:rPr>
+        <w:t>.</w:t>
       </w:r>
     </w:p>
     <w:p>
@@ -524,15 +727,7 @@
           <w:sz w:val="24"/>
           <w:szCs w:val="24"/>
         </w:rPr>
-        <w:lastRenderedPageBreak/>
-        <w:t>Cores Análogas Relacionadas</w:t>
-      </w:r>
-      <w:r>
-        <w:rPr>
-          <w:sz w:val="24"/>
-          <w:szCs w:val="24"/>
-        </w:rPr>
-        <w:t xml:space="preserve"> (0,5)</w:t>
+        <w:t>Cores Triádicas</w:t>
       </w:r>
     </w:p>
     <w:p>
@@ -548,11 +743,7 @@
         </w:rPr>
       </w:pPr>
       <w:r>
-        <w:rPr>
-          <w:sz w:val="24"/>
-          <w:szCs w:val="24"/>
-        </w:rPr>
-        <w:t>Conceito correto (0,3)</w:t>
+        <w:t>formadas por três cores igualmente espaçadas no círculo cromático, criando um triângulo equilátero. Para identificá-las, escolhe-se uma cor base e depois selecionam-se as outras duas mantendo a mesma distância entre elas no círculo.</w:t>
       </w:r>
     </w:p>
     <w:p>
@@ -569,10 +760,11 @@
       </w:pPr>
       <w:r>
         <w:rPr>
-          <w:sz w:val="24"/>
-          <w:szCs w:val="24"/>
-        </w:rPr>
-        <w:t>Diferença em relação às análogas simples (0,2)</w:t>
+          <w:rFonts w:ascii="Arial" w:hAnsi="Arial" w:cs="Arial"/>
+          <w:color w:val="001D35"/>
+          <w:shd w:val="clear" w:color="auto" w:fill="E5EDFF"/>
+        </w:rPr>
+        <w:t>somar alto contraste com harmonia visual, resultando em uma estética dinâmica e cheia de vida, mesmo quando se utilizam tons menos saturados</w:t>
       </w:r>
     </w:p>
     <w:p>
@@ -594,7 +786,7 @@
           <w:sz w:val="24"/>
           <w:szCs w:val="24"/>
         </w:rPr>
-        <w:t>Cores Intercaladas</w:t>
+        <w:t>Cores em Quadrado</w:t>
       </w:r>
       <w:r>
         <w:rPr>
@@ -617,11 +809,7 @@
         </w:rPr>
       </w:pPr>
       <w:r>
-        <w:rPr>
-          <w:sz w:val="24"/>
-          <w:szCs w:val="24"/>
-        </w:rPr>
-        <w:t>Definição correta (0,3)</w:t>
+        <w:t>A distribuição de cores em um quadrado é a forma de organizar diferentes cores dentro desse espaço para criar equilíbrio, contraste e harmonia visual. Isso pode ser feito dividindo o quadrado em partes iguais, usando cores opostas para destacar áreas, escolhendo uma cor principal com outras secundárias ou criando padrões com repetição</w:t>
       </w:r>
     </w:p>
     <w:p>
@@ -641,7 +829,21 @@
           <w:sz w:val="24"/>
           <w:szCs w:val="24"/>
         </w:rPr>
-        <w:t>Efeito visual descrito (0,2)</w:t>
+        <w:t>A</w:t>
+      </w:r>
+      <w:r>
+        <w:rPr>
+          <w:sz w:val="24"/>
+          <w:szCs w:val="24"/>
+        </w:rPr>
+        <w:t>lt</w:t>
+      </w:r>
+      <w:r>
+        <w:rPr>
+          <w:sz w:val="24"/>
+          <w:szCs w:val="24"/>
+        </w:rPr>
+        <w:t>o contraste e equilíbrio</w:t>
       </w:r>
     </w:p>
     <w:p>
@@ -663,7 +865,7 @@
           <w:sz w:val="24"/>
           <w:szCs w:val="24"/>
         </w:rPr>
-        <w:t>Cores Triádicas</w:t>
+        <w:t>Cores Tetraédricas</w:t>
       </w:r>
       <w:r>
         <w:rPr>
@@ -686,11 +888,16 @@
         </w:rPr>
       </w:pPr>
       <w:r>
-        <w:rPr>
-          <w:sz w:val="24"/>
-          <w:szCs w:val="24"/>
-        </w:rPr>
-        <w:t>Formação correta no círculo cromático (0,3)</w:t>
+        <w:lastRenderedPageBreak/>
+        <w:t>são esquemas harmônicos que utilizam quatro cores equidistantes no círculo cromático, formando um quadrado ou retângulo</w:t>
+      </w:r>
+      <w:r>
+        <w:rPr>
+          <w:rFonts w:ascii="Arial" w:hAnsi="Arial" w:cs="Arial"/>
+          <w:color w:val="0A0A0A"/>
+          <w:shd w:val="clear" w:color="auto" w:fill="FFFFFF"/>
+        </w:rPr>
+        <w:t>.</w:t>
       </w:r>
     </w:p>
     <w:p>
@@ -706,11 +913,24 @@
         </w:rPr>
       </w:pPr>
       <w:r>
-        <w:rPr>
-          <w:sz w:val="24"/>
-          <w:szCs w:val="24"/>
-        </w:rPr>
-        <w:t>Característica visual (0,2)</w:t>
+        <w:t>A principal diferença reside na </w:t>
+      </w:r>
+      <w:r>
+        <w:rPr>
+          <w:rStyle w:val="Forte"/>
+        </w:rPr>
+        <w:t>distribuição geográfica</w:t>
+      </w:r>
+      <w:r>
+        <w:t> dessas cores no círculo: o esquema tetrádico (retangular) é mais flexível, enquanto o quadrado exige precisão matemática</w:t>
+      </w:r>
+      <w:r>
+        <w:rPr>
+          <w:rFonts w:ascii="Arial" w:hAnsi="Arial" w:cs="Arial"/>
+          <w:color w:val="0A0A0A"/>
+          <w:shd w:val="clear" w:color="auto" w:fill="FFFFFF"/>
+        </w:rPr>
+        <w:t>.</w:t>
       </w:r>
     </w:p>
     <w:p>
@@ -732,7 +952,7 @@
           <w:sz w:val="24"/>
           <w:szCs w:val="24"/>
         </w:rPr>
-        <w:t>Cores em Quadrado</w:t>
+        <w:t>Monocromia</w:t>
       </w:r>
       <w:r>
         <w:rPr>
@@ -755,11 +975,24 @@
         </w:rPr>
       </w:pPr>
       <w:r>
-        <w:rPr>
-          <w:sz w:val="24"/>
-          <w:szCs w:val="24"/>
-        </w:rPr>
-        <w:t>Explicação da distribuição (0,3)</w:t>
+        <w:t> é uma técnica artística e de design que utiliza apenas </w:t>
+      </w:r>
+      <w:r>
+        <w:rPr>
+          <w:rStyle w:val="Forte"/>
+        </w:rPr>
+        <w:t>uma cor base (matiz)</w:t>
+      </w:r>
+      <w:r>
+        <w:t> em toda a composição, explorando suas diferentes tonalidades, intensidades e saturações</w:t>
+      </w:r>
+      <w:r>
+        <w:rPr>
+          <w:rFonts w:ascii="Arial" w:hAnsi="Arial" w:cs="Arial"/>
+          <w:color w:val="0A0A0A"/>
+          <w:shd w:val="clear" w:color="auto" w:fill="FFFFFF"/>
+        </w:rPr>
+        <w:t>.</w:t>
       </w:r>
     </w:p>
     <w:p>
@@ -779,145 +1012,14 @@
           <w:sz w:val="24"/>
           <w:szCs w:val="24"/>
         </w:rPr>
-        <w:t>Resultado visual (0,2)</w:t>
-      </w:r>
-    </w:p>
-    <w:p>
-      <w:pPr>
-        <w:numPr>
-          <w:ilvl w:val="0"/>
-          <w:numId w:val="1"/>
-        </w:numPr>
-        <w:spacing w:line="360" w:lineRule="auto"/>
-        <w:rPr>
-          <w:sz w:val="24"/>
-          <w:szCs w:val="24"/>
-        </w:rPr>
-      </w:pPr>
-      <w:r>
-        <w:rPr>
-          <w:b/>
-          <w:bCs/>
-          <w:sz w:val="24"/>
-          <w:szCs w:val="24"/>
-        </w:rPr>
-        <w:t>Cores Tetraédricas</w:t>
-      </w:r>
-      <w:r>
-        <w:rPr>
-          <w:sz w:val="24"/>
-          <w:szCs w:val="24"/>
-        </w:rPr>
-        <w:t xml:space="preserve"> (0,5)</w:t>
-      </w:r>
-    </w:p>
-    <w:p>
-      <w:pPr>
-        <w:numPr>
-          <w:ilvl w:val="1"/>
-          <w:numId w:val="1"/>
-        </w:numPr>
-        <w:spacing w:line="360" w:lineRule="auto"/>
-        <w:rPr>
-          <w:sz w:val="24"/>
-          <w:szCs w:val="24"/>
-        </w:rPr>
-      </w:pPr>
-      <w:r>
-        <w:rPr>
-          <w:sz w:val="24"/>
-          <w:szCs w:val="24"/>
-        </w:rPr>
-        <w:t>Conceito correto (0,3)</w:t>
-      </w:r>
-    </w:p>
-    <w:p>
-      <w:pPr>
-        <w:numPr>
-          <w:ilvl w:val="1"/>
-          <w:numId w:val="1"/>
-        </w:numPr>
-        <w:spacing w:line="360" w:lineRule="auto"/>
-        <w:rPr>
-          <w:sz w:val="24"/>
-          <w:szCs w:val="24"/>
-        </w:rPr>
-      </w:pPr>
-      <w:r>
-        <w:rPr>
-          <w:sz w:val="24"/>
-          <w:szCs w:val="24"/>
-        </w:rPr>
-        <w:t>Diferença para quadrado (0,2)</w:t>
-      </w:r>
-    </w:p>
-    <w:p>
-      <w:pPr>
-        <w:numPr>
-          <w:ilvl w:val="0"/>
-          <w:numId w:val="1"/>
-        </w:numPr>
-        <w:spacing w:line="360" w:lineRule="auto"/>
-        <w:rPr>
-          <w:sz w:val="24"/>
-          <w:szCs w:val="24"/>
-        </w:rPr>
-      </w:pPr>
-      <w:r>
-        <w:rPr>
-          <w:b/>
-          <w:bCs/>
-          <w:sz w:val="24"/>
-          <w:szCs w:val="24"/>
-        </w:rPr>
-        <w:t>Monocromia</w:t>
-      </w:r>
-      <w:r>
-        <w:rPr>
-          <w:sz w:val="24"/>
-          <w:szCs w:val="24"/>
-        </w:rPr>
-        <w:t xml:space="preserve"> (0,5)</w:t>
-      </w:r>
-    </w:p>
-    <w:p>
-      <w:pPr>
-        <w:numPr>
-          <w:ilvl w:val="1"/>
-          <w:numId w:val="1"/>
-        </w:numPr>
-        <w:spacing w:line="360" w:lineRule="auto"/>
-        <w:rPr>
-          <w:sz w:val="24"/>
-          <w:szCs w:val="24"/>
-        </w:rPr>
-      </w:pPr>
-      <w:r>
-        <w:rPr>
-          <w:sz w:val="24"/>
-          <w:szCs w:val="24"/>
-        </w:rPr>
-        <w:t>Definição correta (0,3)</w:t>
-      </w:r>
-    </w:p>
-    <w:p>
-      <w:pPr>
-        <w:numPr>
-          <w:ilvl w:val="1"/>
-          <w:numId w:val="1"/>
-        </w:numPr>
-        <w:spacing w:line="360" w:lineRule="auto"/>
-        <w:rPr>
-          <w:sz w:val="24"/>
-          <w:szCs w:val="24"/>
-        </w:rPr>
-      </w:pPr>
-      <w:r>
-        <w:rPr>
-          <w:sz w:val="24"/>
-          <w:szCs w:val="24"/>
-        </w:rPr>
-        <w:t>Explicação de como criar variações (0,2)</w:t>
+        <w:t xml:space="preserve">Adição de branco, adição de preto, adição de cinza, variação de </w:t>
+      </w:r>
+      <w:r>
+        <w:rPr>
+          <w:sz w:val="24"/>
+          <w:szCs w:val="24"/>
+        </w:rPr>
+        <w:t>pressão e uso de neutrons para complementar.</w:t>
       </w:r>
     </w:p>
     <w:p>
@@ -990,6 +1092,85 @@
     </w:p>
     <w:p>
       <w:pPr>
+        <w:spacing w:line="360" w:lineRule="auto"/>
+        <w:ind w:left="1440"/>
+        <w:rPr>
+          <w:sz w:val="24"/>
+          <w:szCs w:val="24"/>
+        </w:rPr>
+      </w:pPr>
+      <w:r>
+        <w:rPr>
+          <w:noProof/>
+          <w:sz w:val="24"/>
+          <w:szCs w:val="24"/>
+          <w:lang w:eastAsia="pt-BR"/>
+        </w:rPr>
+        <w:drawing>
+          <wp:inline distT="0" distB="0" distL="0" distR="0" wp14:anchorId="19BBE854" wp14:editId="7A9CA7E6">
+            <wp:extent cx="2352675" cy="2143125"/>
+            <wp:effectExtent l="0" t="0" r="9525" b="9525"/>
+            <wp:docPr id="2" name="Imagem 2"/>
+            <wp:cNvGraphicFramePr>
+              <a:graphicFrameLocks xmlns:a="http://schemas.openxmlformats.org/drawingml/2006/main" noChangeAspect="1"/>
+            </wp:cNvGraphicFramePr>
+            <a:graphic xmlns:a="http://schemas.openxmlformats.org/drawingml/2006/main">
+              <a:graphicData uri="http://schemas.openxmlformats.org/drawingml/2006/picture">
+                <pic:pic xmlns:pic="http://schemas.openxmlformats.org/drawingml/2006/picture">
+                  <pic:nvPicPr>
+                    <pic:cNvPr id="2" name="download.jfif"/>
+                    <pic:cNvPicPr/>
+                  </pic:nvPicPr>
+                  <pic:blipFill>
+                    <a:blip r:embed="rId6">
+                      <a:extLst>
+                        <a:ext uri="{28A0092B-C50C-407E-A947-70E740481C1C}">
+                          <a14:useLocalDpi xmlns:a14="http://schemas.microsoft.com/office/drawing/2010/main" val="0"/>
+                        </a:ext>
+                      </a:extLst>
+                    </a:blip>
+                    <a:stretch>
+                      <a:fillRect/>
+                    </a:stretch>
+                  </pic:blipFill>
+                  <pic:spPr>
+                    <a:xfrm>
+                      <a:off x="0" y="0"/>
+                      <a:ext cx="2352675" cy="2143125"/>
+                    </a:xfrm>
+                    <a:prstGeom prst="rect">
+                      <a:avLst/>
+                    </a:prstGeom>
+                  </pic:spPr>
+                </pic:pic>
+              </a:graphicData>
+            </a:graphic>
+          </wp:inline>
+        </w:drawing>
+      </w:r>
+    </w:p>
+    <w:p>
+      <w:pPr>
+        <w:numPr>
+          <w:ilvl w:val="0"/>
+          <w:numId w:val="2"/>
+        </w:numPr>
+        <w:spacing w:line="360" w:lineRule="auto"/>
+        <w:rPr>
+          <w:sz w:val="24"/>
+          <w:szCs w:val="24"/>
+        </w:rPr>
+      </w:pPr>
+      <w:r>
+        <w:rPr>
+          <w:sz w:val="24"/>
+          <w:szCs w:val="24"/>
+        </w:rPr>
+        <w:t>Aplicação das Harmonias (3,0)</w:t>
+      </w:r>
+    </w:p>
+    <w:p>
+      <w:pPr>
         <w:numPr>
           <w:ilvl w:val="1"/>
           <w:numId w:val="2"/>
@@ -1002,10 +1183,52 @@
       </w:pPr>
       <w:r>
         <w:rPr>
-          <w:sz w:val="24"/>
-          <w:szCs w:val="24"/>
-        </w:rPr>
-        <w:t>Organização e disposição correta das cores (0,5)</w:t>
+          <w:noProof/>
+          <w:sz w:val="24"/>
+          <w:szCs w:val="24"/>
+          <w:lang w:eastAsia="pt-BR"/>
+        </w:rPr>
+        <w:drawing>
+          <wp:inline distT="0" distB="0" distL="0" distR="0" wp14:anchorId="4F7E241E" wp14:editId="72BB5F44">
+            <wp:extent cx="2714625" cy="1438275"/>
+            <wp:effectExtent l="0" t="0" r="9525" b="9525"/>
+            <wp:docPr id="1" name="Imagem 1"/>
+            <wp:cNvGraphicFramePr>
+              <a:graphicFrameLocks xmlns:a="http://schemas.openxmlformats.org/drawingml/2006/main" noChangeAspect="1"/>
+            </wp:cNvGraphicFramePr>
+            <a:graphic xmlns:a="http://schemas.openxmlformats.org/drawingml/2006/main">
+              <a:graphicData uri="http://schemas.openxmlformats.org/drawingml/2006/picture">
+                <pic:pic xmlns:pic="http://schemas.openxmlformats.org/drawingml/2006/picture">
+                  <pic:nvPicPr>
+                    <pic:cNvPr id="1" name="20190402092821030LA-Lakers-Logo.png"/>
+                    <pic:cNvPicPr/>
+                  </pic:nvPicPr>
+                  <pic:blipFill>
+                    <a:blip r:embed="rId7">
+                      <a:extLst>
+                        <a:ext uri="{28A0092B-C50C-407E-A947-70E740481C1C}">
+                          <a14:useLocalDpi xmlns:a14="http://schemas.microsoft.com/office/drawing/2010/main" val="0"/>
+                        </a:ext>
+                      </a:extLst>
+                    </a:blip>
+                    <a:stretch>
+                      <a:fillRect/>
+                    </a:stretch>
+                  </pic:blipFill>
+                  <pic:spPr>
+                    <a:xfrm>
+                      <a:off x="0" y="0"/>
+                      <a:ext cx="2714625" cy="1438275"/>
+                    </a:xfrm>
+                    <a:prstGeom prst="rect">
+                      <a:avLst/>
+                    </a:prstGeom>
+                  </pic:spPr>
+                </pic:pic>
+              </a:graphicData>
+            </a:graphic>
+          </wp:inline>
+        </w:drawing>
       </w:r>
     </w:p>
     <w:p>
@@ -1022,31 +1245,53 @@
       </w:pPr>
       <w:r>
         <w:rPr>
-          <w:sz w:val="24"/>
-          <w:szCs w:val="24"/>
-        </w:rPr>
-        <w:t>Identificação das cores primárias, secundárias e terciárias (0,5)</w:t>
-      </w:r>
-    </w:p>
-    <w:p>
-      <w:pPr>
-        <w:numPr>
-          <w:ilvl w:val="0"/>
-          <w:numId w:val="2"/>
-        </w:numPr>
-        <w:spacing w:line="360" w:lineRule="auto"/>
-        <w:rPr>
-          <w:sz w:val="24"/>
-          <w:szCs w:val="24"/>
-        </w:rPr>
-      </w:pPr>
-      <w:r>
-        <w:rPr>
-          <w:sz w:val="24"/>
-          <w:szCs w:val="24"/>
+          <w:noProof/>
+          <w:sz w:val="24"/>
+          <w:szCs w:val="24"/>
+          <w:lang w:eastAsia="pt-BR"/>
         </w:rPr>
         <w:lastRenderedPageBreak/>
-        <w:t>Aplicação das Harmonias (3,0)</w:t>
+        <w:drawing>
+          <wp:inline distT="0" distB="0" distL="0" distR="0" wp14:anchorId="68C455E6" wp14:editId="0810A945">
+            <wp:extent cx="2143125" cy="2143125"/>
+            <wp:effectExtent l="0" t="0" r="9525" b="9525"/>
+            <wp:docPr id="3" name="Imagem 3"/>
+            <wp:cNvGraphicFramePr>
+              <a:graphicFrameLocks xmlns:a="http://schemas.openxmlformats.org/drawingml/2006/main" noChangeAspect="1"/>
+            </wp:cNvGraphicFramePr>
+            <a:graphic xmlns:a="http://schemas.openxmlformats.org/drawingml/2006/main">
+              <a:graphicData uri="http://schemas.openxmlformats.org/drawingml/2006/picture">
+                <pic:pic xmlns:pic="http://schemas.openxmlformats.org/drawingml/2006/picture">
+                  <pic:nvPicPr>
+                    <pic:cNvPr id="3" name="download.png"/>
+                    <pic:cNvPicPr/>
+                  </pic:nvPicPr>
+                  <pic:blipFill>
+                    <a:blip r:embed="rId8">
+                      <a:extLst>
+                        <a:ext uri="{28A0092B-C50C-407E-A947-70E740481C1C}">
+                          <a14:useLocalDpi xmlns:a14="http://schemas.microsoft.com/office/drawing/2010/main" val="0"/>
+                        </a:ext>
+                      </a:extLst>
+                    </a:blip>
+                    <a:stretch>
+                      <a:fillRect/>
+                    </a:stretch>
+                  </pic:blipFill>
+                  <pic:spPr>
+                    <a:xfrm>
+                      <a:off x="0" y="0"/>
+                      <a:ext cx="2143125" cy="2143125"/>
+                    </a:xfrm>
+                    <a:prstGeom prst="rect">
+                      <a:avLst/>
+                    </a:prstGeom>
+                  </pic:spPr>
+                </pic:pic>
+              </a:graphicData>
+            </a:graphic>
+          </wp:inline>
+        </w:drawing>
       </w:r>
     </w:p>
     <w:p>
@@ -1063,50 +1308,52 @@
       </w:pPr>
       <w:r>
         <w:rPr>
-          <w:sz w:val="24"/>
-          <w:szCs w:val="24"/>
-        </w:rPr>
-        <w:t>Uma combinação complementar corretamente representada (1,0)</w:t>
-      </w:r>
-    </w:p>
-    <w:p>
-      <w:pPr>
-        <w:numPr>
-          <w:ilvl w:val="1"/>
-          <w:numId w:val="2"/>
-        </w:numPr>
-        <w:spacing w:line="360" w:lineRule="auto"/>
-        <w:rPr>
-          <w:sz w:val="24"/>
-          <w:szCs w:val="24"/>
-        </w:rPr>
-      </w:pPr>
-      <w:r>
-        <w:rPr>
-          <w:sz w:val="24"/>
-          <w:szCs w:val="24"/>
-        </w:rPr>
-        <w:t>Uma combinação triádica corretamente representada (1,0)</w:t>
-      </w:r>
-    </w:p>
-    <w:p>
-      <w:pPr>
-        <w:numPr>
-          <w:ilvl w:val="1"/>
-          <w:numId w:val="2"/>
-        </w:numPr>
-        <w:spacing w:line="360" w:lineRule="auto"/>
-        <w:rPr>
-          <w:sz w:val="24"/>
-          <w:szCs w:val="24"/>
-        </w:rPr>
-      </w:pPr>
-      <w:r>
-        <w:rPr>
-          <w:sz w:val="24"/>
-          <w:szCs w:val="24"/>
-        </w:rPr>
-        <w:t>Uma combinação monocromática corretamente representada (1,0)</w:t>
+          <w:noProof/>
+          <w:sz w:val="24"/>
+          <w:szCs w:val="24"/>
+          <w:lang w:eastAsia="pt-BR"/>
+        </w:rPr>
+        <w:drawing>
+          <wp:inline distT="0" distB="0" distL="0" distR="0" wp14:anchorId="690047EA" wp14:editId="71D5EAE4">
+            <wp:extent cx="2143125" cy="2143125"/>
+            <wp:effectExtent l="0" t="0" r="9525" b="9525"/>
+            <wp:docPr id="4" name="Imagem 4"/>
+            <wp:cNvGraphicFramePr>
+              <a:graphicFrameLocks xmlns:a="http://schemas.openxmlformats.org/drawingml/2006/main" noChangeAspect="1"/>
+            </wp:cNvGraphicFramePr>
+            <a:graphic xmlns:a="http://schemas.openxmlformats.org/drawingml/2006/main">
+              <a:graphicData uri="http://schemas.openxmlformats.org/drawingml/2006/picture">
+                <pic:pic xmlns:pic="http://schemas.openxmlformats.org/drawingml/2006/picture">
+                  <pic:nvPicPr>
+                    <pic:cNvPr id="4" name="download (1).png"/>
+                    <pic:cNvPicPr/>
+                  </pic:nvPicPr>
+                  <pic:blipFill>
+                    <a:blip r:embed="rId9">
+                      <a:extLst>
+                        <a:ext uri="{28A0092B-C50C-407E-A947-70E740481C1C}">
+                          <a14:useLocalDpi xmlns:a14="http://schemas.microsoft.com/office/drawing/2010/main" val="0"/>
+                        </a:ext>
+                      </a:extLst>
+                    </a:blip>
+                    <a:stretch>
+                      <a:fillRect/>
+                    </a:stretch>
+                  </pic:blipFill>
+                  <pic:spPr>
+                    <a:xfrm>
+                      <a:off x="0" y="0"/>
+                      <a:ext cx="2143125" cy="2143125"/>
+                    </a:xfrm>
+                    <a:prstGeom prst="rect">
+                      <a:avLst/>
+                    </a:prstGeom>
+                  </pic:spPr>
+                </pic:pic>
+              </a:graphicData>
+            </a:graphic>
+          </wp:inline>
+        </w:drawing>
       </w:r>
     </w:p>
     <w:p>
@@ -1175,6 +1422,73 @@
     </w:p>
     <w:p>
       <w:pPr>
+        <w:spacing w:line="360" w:lineRule="auto"/>
+        <w:rPr>
+          <w:sz w:val="24"/>
+          <w:szCs w:val="24"/>
+        </w:rPr>
+      </w:pPr>
+      <w:r>
+        <w:rPr>
+          <w:noProof/>
+          <w:sz w:val="24"/>
+          <w:szCs w:val="24"/>
+          <w:lang w:eastAsia="pt-BR"/>
+        </w:rPr>
+        <w:drawing>
+          <wp:inline distT="0" distB="0" distL="0" distR="0" wp14:anchorId="5394A135" wp14:editId="472F99E7">
+            <wp:extent cx="3571875" cy="1276350"/>
+            <wp:effectExtent l="0" t="0" r="9525" b="0"/>
+            <wp:docPr id="5" name="Imagem 5"/>
+            <wp:cNvGraphicFramePr>
+              <a:graphicFrameLocks xmlns:a="http://schemas.openxmlformats.org/drawingml/2006/main" noChangeAspect="1"/>
+            </wp:cNvGraphicFramePr>
+            <a:graphic xmlns:a="http://schemas.openxmlformats.org/drawingml/2006/main">
+              <a:graphicData uri="http://schemas.openxmlformats.org/drawingml/2006/picture">
+                <pic:pic xmlns:pic="http://schemas.openxmlformats.org/drawingml/2006/picture">
+                  <pic:nvPicPr>
+                    <pic:cNvPr id="5" name="download (1).jfif"/>
+                    <pic:cNvPicPr/>
+                  </pic:nvPicPr>
+                  <pic:blipFill>
+                    <a:blip r:embed="rId10">
+                      <a:extLst>
+                        <a:ext uri="{28A0092B-C50C-407E-A947-70E740481C1C}">
+                          <a14:useLocalDpi xmlns:a14="http://schemas.microsoft.com/office/drawing/2010/main" val="0"/>
+                        </a:ext>
+                      </a:extLst>
+                    </a:blip>
+                    <a:stretch>
+                      <a:fillRect/>
+                    </a:stretch>
+                  </pic:blipFill>
+                  <pic:spPr>
+                    <a:xfrm>
+                      <a:off x="0" y="0"/>
+                      <a:ext cx="3571875" cy="1276350"/>
+                    </a:xfrm>
+                    <a:prstGeom prst="rect">
+                      <a:avLst/>
+                    </a:prstGeom>
+                  </pic:spPr>
+                </pic:pic>
+              </a:graphicData>
+            </a:graphic>
+          </wp:inline>
+        </w:drawing>
+      </w:r>
+    </w:p>
+    <w:p>
+      <w:pPr>
+        <w:spacing w:line="360" w:lineRule="auto"/>
+        <w:rPr>
+          <w:sz w:val="24"/>
+          <w:szCs w:val="24"/>
+        </w:rPr>
+      </w:pPr>
+    </w:p>
+    <w:p>
+      <w:pPr>
         <w:numPr>
           <w:ilvl w:val="0"/>
           <w:numId w:val="3"/>
@@ -1190,7 +1504,21 @@
           <w:sz w:val="24"/>
           <w:szCs w:val="24"/>
         </w:rPr>
-        <w:t>Identificação correta da harmonia utilizada (1,0)</w:t>
+        <w:t>M</w:t>
+      </w:r>
+      <w:r>
+        <w:rPr>
+          <w:sz w:val="24"/>
+          <w:szCs w:val="24"/>
+        </w:rPr>
+        <w:t>ono</w:t>
+      </w:r>
+      <w:r>
+        <w:rPr>
+          <w:sz w:val="24"/>
+          <w:szCs w:val="24"/>
+        </w:rPr>
+        <w:t xml:space="preserve">cromatica </w:t>
       </w:r>
     </w:p>
     <w:p>
@@ -1210,22 +1538,32 @@
           <w:sz w:val="24"/>
           <w:szCs w:val="24"/>
         </w:rPr>
-        <w:t>Justificativa coerente com base no círculo cromático (1,0)</w:t>
-      </w:r>
-    </w:p>
-    <w:p>
-      <w:pPr>
-        <w:spacing w:line="360" w:lineRule="auto"/>
-        <w:rPr>
-          <w:sz w:val="24"/>
-          <w:szCs w:val="24"/>
-        </w:rPr>
-      </w:pPr>
-      <w:r>
-        <w:rPr>
-          <w:sz w:val="24"/>
-          <w:szCs w:val="24"/>
-        </w:rPr>
+        <w:t xml:space="preserve">Cor predominante é o vermelho (cor primaria quente), branco funciona como cor neutra, criando contraste e legibilidade formando harmonia monocromatica. </w:t>
+      </w:r>
+      <w:bookmarkStart w:id="0" w:name="_GoBack"/>
+      <w:bookmarkEnd w:id="0"/>
+      <w:r>
+        <w:rPr>
+          <w:sz w:val="24"/>
+          <w:szCs w:val="24"/>
+        </w:rPr>
+        <w:t xml:space="preserve"> </w:t>
+      </w:r>
+    </w:p>
+    <w:p>
+      <w:pPr>
+        <w:spacing w:line="360" w:lineRule="auto"/>
+        <w:rPr>
+          <w:sz w:val="24"/>
+          <w:szCs w:val="24"/>
+        </w:rPr>
+      </w:pPr>
+      <w:r>
+        <w:rPr>
+          <w:sz w:val="24"/>
+          <w:szCs w:val="24"/>
+        </w:rPr>
+        <w:lastRenderedPageBreak/>
         <w:pict w14:anchorId="2D9F424D">
           <v:rect id="_x0000_i1028" style="width:0;height:1.5pt" o:hralign="center" o:hrstd="t" o:hr="t" fillcolor="#a0a0a0" stroked="f"/>
         </w:pict>
@@ -2503,6 +2841,7 @@
   <w:style w:type="character" w:default="1" w:styleId="Fontepargpadro">
     <w:name w:val="Default Paragraph Font"/>
     <w:uiPriority w:val="1"/>
+    <w:semiHidden/>
     <w:unhideWhenUsed/>
   </w:style>
   <w:style w:type="table" w:default="1" w:styleId="Tabelanormal">
@@ -2837,6 +3176,16 @@
       <w:b/>
       <w:bCs/>
     </w:rPr>
+  </w:style>
+  <w:style w:type="character" w:customStyle="1" w:styleId="n9q8lc">
+    <w:name w:val="n9q8lc"/>
+    <w:basedOn w:val="Fontepargpadro"/>
+    <w:rsid w:val="001834BC"/>
+  </w:style>
+  <w:style w:type="character" w:customStyle="1" w:styleId="vkekvd">
+    <w:name w:val="vkekvd"/>
+    <w:basedOn w:val="Fontepargpadro"/>
+    <w:rsid w:val="001834BC"/>
   </w:style>
 </w:styles>
 </file>
@@ -3100,4 +3449,16 @@
     </a:ext>
   </a:extLst>
 </a:theme>
+</file>
+
+<file path=customXml/item1.xml><?xml version="1.0" encoding="utf-8"?>
+<b:Sources xmlns:b="http://schemas.openxmlformats.org/officeDocument/2006/bibliography" xmlns="http://schemas.openxmlformats.org/officeDocument/2006/bibliography" SelectedStyle="\APASixthEditionOfficeOnline.xsl" StyleName="APA" Version="6"/>
+</file>
+
+<file path=customXml/itemProps1.xml><?xml version="1.0" encoding="utf-8"?>
+<ds:datastoreItem xmlns:ds="http://schemas.openxmlformats.org/officeDocument/2006/customXml" ds:itemID="{6865F5E8-D191-44B5-8449-EB5509B64190}">
+  <ds:schemaRefs>
+    <ds:schemaRef ds:uri="http://schemas.openxmlformats.org/officeDocument/2006/bibliography"/>
+  </ds:schemaRefs>
+</ds:datastoreItem>
 </file>